--- a/Aegis-CISO-One-Pager.docx
+++ b/Aegis-CISO-One-Pager.docx
@@ -24,7 +24,7 @@
           <w:sz w:val="26"/>
           <w:szCs w:val="26"/>
         </w:rPr>
-        <w:t xml:space="preserve">  —  Governed Agent Platform on AWS</w:t>
+        <w:t xml:space="preserve">  —  Governed-Agent Reference Architecture for AWS</w:t>
       </w:r>
     </w:p>
     <w:p>
@@ -3362,7 +3362,7 @@
         <w:sz w:val="14"/>
         <w:szCs w:val="14"/>
       </w:rPr>
-      <w:t xml:space="preserve">Aegis — Governed Agent Platform on AWS   ·   CISO Briefing</w:t>
+      <w:t xml:space="preserve">Aegis — Governed-Agent Reference Architecture for AWS   ·   CISO Briefing</w:t>
     </w:r>
     <w:r>
       <w:rPr>
